--- a/app/act_vykup_template.docx
+++ b/app/act_vykup_template.docx
@@ -56,7 +56,7 @@
           <w:rStyle w:val="a5"/>
           <w:color w:val="0F1115"/>
         </w:rPr>
-        <w:t xml:space="preserve">Индивидуальный предприниматель Галимзянов Эдгар </w:t>
+        <w:t xml:space="preserve">{{ company_name }}</w:t>
       </w:r>
       <w:proofErr w:type="spellStart"/>
       <w:r>
@@ -64,14 +64,14 @@
           <w:rStyle w:val="a5"/>
           <w:color w:val="0F1115"/>
         </w:rPr>
-        <w:t>Айратович</w:t>
+        <w:t/>
       </w:r>
       <w:proofErr w:type="spellEnd"/>
       <w:r>
         <w:rPr>
           <w:color w:val="0F1115"/>
         </w:rPr>
-        <w:t> (ИНН: 165921923517, ОГРНИП: 324169000199701), именуемый в дальнейшем «АРЕНДОДАТЕЛЬ», с одной стороны, и</w:t>
+        <w:t xml:space="preserve"> (ИНН: {{ company_inn }}, ОГРН/ОГРНИП: {{ company_ogrn }}), именуемый в дальнейшем «АРЕНДОДАТЕЛЬ», с одной стороны, и</w:t>
       </w:r>
     </w:p>
     <w:p>
@@ -844,7 +844,7 @@
                 <w:sz w:val="16"/>
                 <w:szCs w:val="16"/>
               </w:rPr>
-              <w:t xml:space="preserve">ИП Галимзянов Эдгар </w:t>
+              <w:t xml:space="preserve">{{ company_short }}</w:t>
             </w:r>
             <w:proofErr w:type="spellStart"/>
             <w:r>
@@ -853,7 +853,7 @@
                 <w:sz w:val="16"/>
                 <w:szCs w:val="16"/>
               </w:rPr>
-              <w:t>Айратович</w:t>
+              <w:t/>
             </w:r>
             <w:proofErr w:type="spellEnd"/>
           </w:p>
@@ -867,7 +867,7 @@
                 <w:sz w:val="16"/>
                 <w:szCs w:val="16"/>
               </w:rPr>
-              <w:t>ИНН 165921923517, ОГРНИП 324169000199701</w:t>
+              <w:t>ИНН {{ company_inn }}, ОГРН/ОГРНИП {{ company_ogrn }}</w:t>
             </w:r>
           </w:p>
         </w:tc>
@@ -885,7 +885,7 @@
                 <w:sz w:val="16"/>
                 <w:szCs w:val="16"/>
               </w:rPr>
-              <w:t>Подписан 05.08.2026 12:00 UTC</w:t>
+              <w:t>Подписан {{ signed_at }}</w:t>
             </w:r>
           </w:p>
           <w:p>
